--- a/pr-preview/pr-417/chapters/teaching.docx
+++ b/pr-preview/pr-417/chapters/teaching.docx
@@ -15,7 +15,7 @@
         <w:pStyle w:val="Date"/>
       </w:pPr>
       <w:r>
-        <w:t xml:space="preserve">Last modified: 2026-10-29 12:35:26 (PDT)</w:t>
+        <w:t xml:space="preserve">Last modified: 2026-10-29 12:49:22 (PDT)</w:t>
       </w:r>
     </w:p>
     <w:tbl>
@@ -1043,7 +1043,7 @@
         </w:numPr>
       </w:pPr>
       <w:r>
-        <w:t xml:space="preserve">Give each exercise the background its title implies, and say why the reader should care (Ezra, 2026-10-29).</w:t>
+        <w:t xml:space="preserve">Give each exercise the background that its title implies, and say why the reader should care (Ezra, 2026-10-29).</w:t>
       </w:r>
       <w:r>
         <w:t xml:space="preserve"> </w:t>
@@ -1055,7 +1055,7 @@
         <w:t xml:space="preserve"> </w:t>
       </w:r>
       <w:r>
-        <w:t xml:space="preserve">name the object, link its definition, and say where it arises and what finding it is used for.</w:t>
+        <w:t xml:space="preserve">name the object, link its definition, and say where it arises and what it is used for.</w:t>
       </w:r>
       <w:r>
         <w:t xml:space="preserve"> </w:t>
